--- a/assignment/outputs/docx/G1/سارة محمود/M5_2026-03-12 22_44.docx
+++ b/assignment/outputs/docx/G1/سارة محمود/M5_2026-03-12 22_44.docx
@@ -37,7 +37,7 @@
           <w:rFonts w:ascii="Simplified Arabic" w:hAnsi="Simplified Arabic"/>
           <w:sz w:val="28"/>
         </w:rPr>
-        <w:t>أهو ممكن أقول إني قاعد أكتب الدليل اللي أستاذ الرياضيات طلب مننا نعمله؟ يعني، أكيد الموضوع مش الرياضيات بالظبط، بس الهدية اللي عندنا مش مشابهة جداً.</w:t>
+        <w:t>مقدمة:</w:t>
       </w:r>
     </w:p>
     <w:p>
@@ -49,7 +49,7 @@
           <w:rFonts w:ascii="Simplified Arabic" w:hAnsi="Simplified Arabic"/>
           <w:sz w:val="28"/>
         </w:rPr>
-        <w:t>المهم، الدليل ده بيحكي عن دراستي اللي عملتها بالأخلاق البيوطبية. هقولكم إزاي بدأت الموضوع وبعدين إزاي تحسنت في اللي كنت شايفه صعب قبل كده.</w:t>
+        <w:t>مرحباً! أنا مريم، طالبة في الصف الأول الثانوي. في هذا الدليل، سأشارك معك رحلتي في تعلم الأخلاق البيوطبية. هذا الموضوع يعني لي الكثير لأنه يعلمني كيف أعيش بسعادة وأحترم الحياة. أتمنى أن تستمتع بالقراءة مثلما استمتعت بكتابة هذه المهمة.</w:t>
       </w:r>
     </w:p>
     <w:p>
@@ -61,7 +61,7 @@
           <w:rFonts w:ascii="Simplified Arabic" w:hAnsi="Simplified Arabic"/>
           <w:sz w:val="28"/>
         </w:rPr>
-        <w:t>في البداية، كانت الأمور دي صعبة جداً. مش فاهم إزاي النباتات والحيوانات بتؤثر على بعضها وعلاقتها بالأخلاق. بس بفضل المحاضرات والورق اللي قرأت منه، بدأت أفهم أكثر. الموضوع ده مش بعيد عن الرياضة بالظبط، بس فكرته بتبقى في قلب كل حاجة.</w:t>
+        <w:t>المهمة الأولى:</w:t>
       </w:r>
     </w:p>
     <w:p>
@@ -73,7 +73,7 @@
           <w:rFonts w:ascii="Simplified Arabic" w:hAnsi="Simplified Arabic"/>
           <w:sz w:val="28"/>
         </w:rPr>
-        <w:t>بالنسبة للمهام دي، أول مهام، م1، كان عن إزاي الحيوانات والنباتات بتتعامل مع بعضها. في المهمة الثانية، م2، كنت بدرس الأخلاق البيوطبية في بيئات مختلفة. في الثالثة، م3، بناخد فكرة عن الأثر البيئي للي عملناه. والمهمة الأخيرة، م4، كانت عن كيفية الحفاظ على الحياة البرية.</w:t>
+        <w:t>في المهمة الأولى، تعلمت كيف نحافظ على البيئة. كان الأمر ممتعًا لأنني تعلمت كيف أفصل النفايات وأن أحافظ على النباتات والحيوانات في بيئتها الطبيعية. تعلمت أيضًا أن كل شيء في الطبيعة مهم ومترابط، وأن الأشياء التي نفعلها يمكن أن تكون لها تأثيرات كبيرة على البيئة.</w:t>
       </w:r>
     </w:p>
     <w:p>
@@ -85,7 +85,7 @@
           <w:rFonts w:ascii="Simplified Arabic" w:hAnsi="Simplified Arabic"/>
           <w:sz w:val="28"/>
         </w:rPr>
-        <w:t>كل مهمة من المهام دي بتكون زي تدريب بدني، بس مع الأخلاق البيوطبية. يعني في أول مرة مش بتكون واضحة، بس بعد كذا بتبدأ تكون أقوى. بس أنا رحت، عملت اللي لازم، وفهمت حاجة جديدة.</w:t>
+        <w:t>المهمة الثانية:</w:t>
       </w:r>
     </w:p>
     <w:p>
@@ -97,7 +97,7 @@
           <w:rFonts w:ascii="Simplified Arabic" w:hAnsi="Simplified Arabic"/>
           <w:sz w:val="28"/>
         </w:rPr>
-        <w:t>خاتمة الموضوع دي هي أهم حاجة. هي اللي هيقول لي الناس إزاي استفدت من كل اللي عملته. الأخلاق البيوطبية دي شيء مهم جدًا، بس محتاجة لفهم وإدراك لحجم التأثير اللي بيكون لينا على الطبيعة. ده اللي تعلمتته من الموضوع ده. بس لو فهمت كل حاجة من أول مرة مش كنت هعمل دليل زي ده. الدليل ده بيبقي خلاصة تجربة، والتجربة دي بتبقا أقوى من قبلها.</w:t>
+        <w:t>المهمة الثانية كانت عن كيف نعامل الحيوانات برفق. تعلمت أن الحيوانات مثلنا لها أحاسيسها الخاصة وأنه من المهم أن نكون لطفاء معها ونحترمها. أصبحت أعتبر الحيوانات كأصدقاء حقيقيين وليست مجرد أشياء يمكن استخدامها كما نشاء.</w:t>
       </w:r>
     </w:p>
     <w:p>
@@ -109,7 +109,67 @@
           <w:rFonts w:ascii="Simplified Arabic" w:hAnsi="Simplified Arabic"/>
           <w:sz w:val="28"/>
         </w:rPr>
-        <w:t>هعمل الدليل ده بطريقة محترفة، يعني هعمل غلاف وفهرس ومقدمة وخاتمة. هتنسيق الحاجات كلها، وأهتم بالتفاصيل الصغيرة. يعني أكيد هبقى شايف الحاجة دي مهمة بالنسبة لأستاذ الرياضيات، يعني هو مش هيفضل يشتغل مع طلاب مش حريصين.</w:t>
+        <w:t>المهمة الثالثة:</w:t>
+      </w:r>
+    </w:p>
+    <w:p>
+      <w:pPr>
+        <w:jc w:val="right"/>
+      </w:pPr>
+      <w:r>
+        <w:rPr>
+          <w:rFonts w:ascii="Simplified Arabic" w:hAnsi="Simplified Arabic"/>
+          <w:sz w:val="28"/>
+        </w:rPr>
+        <w:t>المهمة الثالثة كانت عن التوعية البيئية. أدركت أهمية التحدث عن القضايا البيئية مع الناس الآخرين حتى نستطيع العمل معاً لحل المشكلات. تعلمت أنه من المهم أن نستمع إلى الآخرين وأن نتعاون معهم لنصنع تأثيرًا إيجابيًا في العالم.</w:t>
+      </w:r>
+    </w:p>
+    <w:p>
+      <w:pPr>
+        <w:jc w:val="right"/>
+      </w:pPr>
+      <w:r>
+        <w:rPr>
+          <w:rFonts w:ascii="Simplified Arabic" w:hAnsi="Simplified Arabic"/>
+          <w:sz w:val="28"/>
+        </w:rPr>
+        <w:t>المهمة الرابعة:</w:t>
+      </w:r>
+    </w:p>
+    <w:p>
+      <w:pPr>
+        <w:jc w:val="right"/>
+      </w:pPr>
+      <w:r>
+        <w:rPr>
+          <w:rFonts w:ascii="Simplified Arabic" w:hAnsi="Simplified Arabic"/>
+          <w:sz w:val="28"/>
+        </w:rPr>
+        <w:t>في المهمة الرابعة، تعلمت أن يكون لي دور فعال في الحفاظ على البيئة. ركزت على كيفية إعداد حملة للتوعية البيئية في مدرستي. عملت على تصميم البروشورات وإعداد العروض التقديمية لتوعية الطلاب والأساتذة بأهمية الحفاظ على البيئة.</w:t>
+      </w:r>
+    </w:p>
+    <w:p>
+      <w:pPr>
+        <w:jc w:val="right"/>
+      </w:pPr>
+      <w:r>
+        <w:rPr>
+          <w:rFonts w:ascii="Simplified Arabic" w:hAnsi="Simplified Arabic"/>
+          <w:sz w:val="28"/>
+        </w:rPr>
+        <w:t>خاتمة:</w:t>
+      </w:r>
+    </w:p>
+    <w:p>
+      <w:pPr>
+        <w:jc w:val="right"/>
+      </w:pPr>
+      <w:r>
+        <w:rPr>
+          <w:rFonts w:ascii="Simplified Arabic" w:hAnsi="Simplified Arabic"/>
+          <w:sz w:val="28"/>
+        </w:rPr>
+        <w:t>أعتقد أن هذه الدروس ستظل معني حياتي. سواء كنت أعمل على مشاريع بيئية أو أتحدث مع الآخرين عن أهمية الحفاظ على الطبيعة، أتذكر دائماً أن كل ما نقوم به يمكن أن يكون له تأثير إيجابي كبير. أتمنى أن يكون هذا الدليل مفيدًا لشخص آخر يسعى لتعلم الأخلاق البيوطبية مثلما كان لي.</w:t>
       </w:r>
     </w:p>
     <w:sectPr>
